--- a/00-首页/题组Word/第一轮习题集/结构化学/原子结构练习题组-学生版.docx
+++ b/00-首页/题组Word/第一轮习题集/结构化学/原子结构练习题组-学生版.docx
@@ -3966,15 +3966,31 @@
         <w:rPr>
           <w:rFonts w:ascii="Times New Roman" w:hAnsi="Times New Roman" w:eastAsia="Times New Roman" w:cs="Times New Roman"/>
         </w:rPr>
-        <w:t>&lt; Be 2s</w:t>
-      </w:r>
-      <w:r>
-        <w:rPr>
-          <w:rFonts w:ascii="Times New Roman" w:hAnsi="Times New Roman" w:eastAsia="Times New Roman" w:cs="Times New Roman"/>
-          <w:vertAlign w:val="superscript"/>
-        </w:rPr>
-        <w:t>2</w:t>
-      </w:r>
+        <w:t xml:space="preserve">&lt; Be</w:t>
+      </w:r>
+      <w:r>
+        <w:rPr>
+          <w:rFonts w:ascii="Times New Roman" w:hAnsi="Times New Roman" w:eastAsia="Times New Roman" w:cs="Times New Roman"/>
+        </w:rPr>
+        <w:t xml:space="preserve"> </w:t>
+      </w:r>
+      <m:oMath>
+        <m:r>
+          <m:t>2</m:t>
+        </m:r>
+        <m:sSup>
+          <m:e>
+            <m:r>
+              <m:t>s</m:t>
+            </m:r>
+          </m:e>
+          <m:sup>
+            <m:r>
+              <m:t>2</m:t>
+            </m:r>
+          </m:sup>
+        </m:sSup>
+      </m:oMath>
     </w:p>
     <w:p>
       <w:pPr>
@@ -8332,13 +8348,10 @@
           </m:e>
           <m:sup>
             <m:r>
-              <m:t>6</m:t>
+              <m:t>64</m:t>
             </m:r>
           </m:sup>
         </m:sSup>
-        <m:r>
-          <m:t>4</m:t>
-        </m:r>
         <m:sSup>
           <m:e>
             <m:r>
@@ -10776,20 +10789,26 @@
               <w:pStyle w:val="Compact"/>
               <w:jc w:val="center"/>
             </w:pPr>
+            <m:oMath>
+              <m:sSub>
+                <m:e>
+                  <m:r>
+                    <m:t>I</m:t>
+                  </m:r>
+                </m:e>
+                <m:sub>
+                  <m:r>
+                    <m:t>1</m:t>
+                  </m:r>
+                </m:sub>
+              </m:sSub>
+            </m:oMath>
             <w:r>
               <w:rPr>
                 <w:rFonts w:ascii="Times New Roman" w:hAnsi="Times New Roman" w:eastAsia="Times New Roman" w:cs="Times New Roman"/>
                 <w:b/>
               </w:rPr>
-              <w:t>I</w:t>
-            </w:r>
-            <w:r>
-              <w:rPr>
-                <w:rFonts w:ascii="Times New Roman" w:hAnsi="Times New Roman" w:eastAsia="Times New Roman" w:cs="Times New Roman"/>
-                <w:b/>
-                <w:vertAlign w:val="subscript"/>
-              </w:rPr>
-              <w:t>1</w:t>
+              <w:t xml:space="preserve">​</w:t>
             </w:r>
           </w:p>
         </w:tc>
@@ -10800,20 +10819,26 @@
               <w:pStyle w:val="Compact"/>
               <w:jc w:val="center"/>
             </w:pPr>
+            <m:oMath>
+              <m:sSub>
+                <m:e>
+                  <m:r>
+                    <m:t>I</m:t>
+                  </m:r>
+                </m:e>
+                <m:sub>
+                  <m:r>
+                    <m:t>2</m:t>
+                  </m:r>
+                </m:sub>
+              </m:sSub>
+            </m:oMath>
             <w:r>
               <w:rPr>
                 <w:rFonts w:ascii="Times New Roman" w:hAnsi="Times New Roman" w:eastAsia="Times New Roman" w:cs="Times New Roman"/>
                 <w:b/>
               </w:rPr>
-              <w:t>I</w:t>
-            </w:r>
-            <w:r>
-              <w:rPr>
-                <w:rFonts w:ascii="Times New Roman" w:hAnsi="Times New Roman" w:eastAsia="Times New Roman" w:cs="Times New Roman"/>
-                <w:b/>
-                <w:vertAlign w:val="subscript"/>
-              </w:rPr>
-              <w:t>2</w:t>
+              <w:t xml:space="preserve">​</w:t>
             </w:r>
           </w:p>
         </w:tc>
@@ -10824,20 +10849,26 @@
               <w:pStyle w:val="Compact"/>
               <w:jc w:val="center"/>
             </w:pPr>
+            <m:oMath>
+              <m:sSub>
+                <m:e>
+                  <m:r>
+                    <m:t>I</m:t>
+                  </m:r>
+                </m:e>
+                <m:sub>
+                  <m:r>
+                    <m:t>3</m:t>
+                  </m:r>
+                </m:sub>
+              </m:sSub>
+            </m:oMath>
             <w:r>
               <w:rPr>
                 <w:rFonts w:ascii="Times New Roman" w:hAnsi="Times New Roman" w:eastAsia="Times New Roman" w:cs="Times New Roman"/>
                 <w:b/>
               </w:rPr>
-              <w:t>I</w:t>
-            </w:r>
-            <w:r>
-              <w:rPr>
-                <w:rFonts w:ascii="Times New Roman" w:hAnsi="Times New Roman" w:eastAsia="Times New Roman" w:cs="Times New Roman"/>
-                <w:b/>
-                <w:vertAlign w:val="subscript"/>
-              </w:rPr>
-              <w:t>3</w:t>
+              <w:t xml:space="preserve">​</w:t>
             </w:r>
           </w:p>
         </w:tc>
@@ -10848,20 +10879,26 @@
               <w:pStyle w:val="Compact"/>
               <w:jc w:val="center"/>
             </w:pPr>
+            <m:oMath>
+              <m:sSub>
+                <m:e>
+                  <m:r>
+                    <m:t>I</m:t>
+                  </m:r>
+                </m:e>
+                <m:sub>
+                  <m:r>
+                    <m:t>4</m:t>
+                  </m:r>
+                </m:sub>
+              </m:sSub>
+            </m:oMath>
             <w:r>
               <w:rPr>
                 <w:rFonts w:ascii="Times New Roman" w:hAnsi="Times New Roman" w:eastAsia="Times New Roman" w:cs="Times New Roman"/>
                 <w:b/>
               </w:rPr>
-              <w:t>I</w:t>
-            </w:r>
-            <w:r>
-              <w:rPr>
-                <w:rFonts w:ascii="Times New Roman" w:hAnsi="Times New Roman" w:eastAsia="Times New Roman" w:cs="Times New Roman"/>
-                <w:b/>
-                <w:vertAlign w:val="subscript"/>
-              </w:rPr>
-              <w:t>4</w:t>
+              <w:t xml:space="preserve">​</w:t>
             </w:r>
           </w:p>
         </w:tc>
@@ -10872,20 +10909,26 @@
               <w:pStyle w:val="Compact"/>
               <w:jc w:val="center"/>
             </w:pPr>
+            <m:oMath>
+              <m:sSub>
+                <m:e>
+                  <m:r>
+                    <m:t>I</m:t>
+                  </m:r>
+                </m:e>
+                <m:sub>
+                  <m:r>
+                    <m:t>5</m:t>
+                  </m:r>
+                </m:sub>
+              </m:sSub>
+            </m:oMath>
             <w:r>
               <w:rPr>
                 <w:rFonts w:ascii="Times New Roman" w:hAnsi="Times New Roman" w:eastAsia="Times New Roman" w:cs="Times New Roman"/>
                 <w:b/>
               </w:rPr>
-              <w:t>I</w:t>
-            </w:r>
-            <w:r>
-              <w:rPr>
-                <w:rFonts w:ascii="Times New Roman" w:hAnsi="Times New Roman" w:eastAsia="Times New Roman" w:cs="Times New Roman"/>
-                <w:b/>
-                <w:vertAlign w:val="subscript"/>
-              </w:rPr>
-              <w:t>5</w:t>
+              <w:t xml:space="preserve">​</w:t>
             </w:r>
           </w:p>
         </w:tc>
@@ -10896,20 +10939,26 @@
               <w:pStyle w:val="Compact"/>
               <w:jc w:val="center"/>
             </w:pPr>
+            <m:oMath>
+              <m:sSub>
+                <m:e>
+                  <m:r>
+                    <m:t>I</m:t>
+                  </m:r>
+                </m:e>
+                <m:sub>
+                  <m:r>
+                    <m:t>6</m:t>
+                  </m:r>
+                </m:sub>
+              </m:sSub>
+            </m:oMath>
             <w:r>
               <w:rPr>
                 <w:rFonts w:ascii="Times New Roman" w:hAnsi="Times New Roman" w:eastAsia="Times New Roman" w:cs="Times New Roman"/>
                 <w:b/>
               </w:rPr>
-              <w:t>I</w:t>
-            </w:r>
-            <w:r>
-              <w:rPr>
-                <w:rFonts w:ascii="Times New Roman" w:hAnsi="Times New Roman" w:eastAsia="Times New Roman" w:cs="Times New Roman"/>
-                <w:b/>
-                <w:vertAlign w:val="subscript"/>
-              </w:rPr>
-              <w:t>6</w:t>
+              <w:t xml:space="preserve">​</w:t>
             </w:r>
           </w:p>
         </w:tc>
@@ -11194,38 +11243,40 @@
         </w:rPr>
         <w:t>的</w:t>
       </w:r>
-      <w:r>
-        <w:rPr>
-          <w:rFonts w:hint="eastAsia" w:ascii="Times New Roman" w:hAnsi="Times New Roman" w:eastAsia="Times New Roman" w:cs="Times New Roman"/>
-        </w:rPr>
-        <w:t>I</w:t>
-      </w:r>
-      <w:r>
-        <w:rPr>
-          <w:rFonts w:hint="eastAsia" w:ascii="Times New Roman" w:hAnsi="Times New Roman" w:eastAsia="Times New Roman" w:cs="Times New Roman"/>
-          <w:vertAlign w:val="subscript"/>
-        </w:rPr>
-        <w:t>3</w:t>
-      </w:r>
-      <w:r>
-        <w:rPr>
-          <w:rFonts w:hint="eastAsia" w:ascii="Times New Roman" w:hAnsi="Times New Roman" w:eastAsia="FangSong" w:cs="Times New Roman"/>
-        </w:rPr>
-        <w:t>远大于</w:t>
-      </w:r>
-      <w:r>
-        <w:rPr>
-          <w:rFonts w:hint="eastAsia" w:ascii="Times New Roman" w:hAnsi="Times New Roman" w:eastAsia="Times New Roman" w:cs="Times New Roman"/>
-        </w:rPr>
-        <w:t>I</w:t>
-      </w:r>
-      <w:r>
-        <w:rPr>
-          <w:rFonts w:hint="eastAsia" w:ascii="Times New Roman" w:hAnsi="Times New Roman" w:eastAsia="Times New Roman" w:cs="Times New Roman"/>
-          <w:vertAlign w:val="subscript"/>
-        </w:rPr>
-        <w:t>2</w:t>
-      </w:r>
+      <m:oMath>
+        <m:sSub>
+          <m:e>
+            <m:r>
+              <m:t>I</m:t>
+            </m:r>
+          </m:e>
+          <m:sub>
+            <m:r>
+              <m:t>3</m:t>
+            </m:r>
+          </m:sub>
+        </m:sSub>
+      </m:oMath>
+      <w:r>
+        <w:rPr>
+          <w:rFonts w:hint="eastAsia" w:ascii="Times New Roman" w:hAnsi="Times New Roman" w:eastAsia="FangSong" w:cs="Times New Roman"/>
+        </w:rPr>
+        <w:t xml:space="preserve">远大于</w:t>
+      </w:r>
+      <m:oMath>
+        <m:sSub>
+          <m:e>
+            <m:r>
+              <m:t>I</m:t>
+            </m:r>
+          </m:e>
+          <m:sub>
+            <m:r>
+              <m:t>2</m:t>
+            </m:r>
+          </m:sub>
+        </m:sSub>
+      </m:oMath>
       <w:r>
         <w:rPr>
           <w:rFonts w:hint="eastAsia" w:ascii="Times New Roman" w:hAnsi="Times New Roman" w:eastAsia="Times New Roman" w:cs="Times New Roman"/>
@@ -11238,38 +11289,40 @@
         </w:rPr>
         <w:t>的</w:t>
       </w:r>
-      <w:r>
-        <w:rPr>
-          <w:rFonts w:hint="eastAsia" w:ascii="Times New Roman" w:hAnsi="Times New Roman" w:eastAsia="Times New Roman" w:cs="Times New Roman"/>
-        </w:rPr>
-        <w:t>I</w:t>
-      </w:r>
-      <w:r>
-        <w:rPr>
-          <w:rFonts w:hint="eastAsia" w:ascii="Times New Roman" w:hAnsi="Times New Roman" w:eastAsia="Times New Roman" w:cs="Times New Roman"/>
-          <w:vertAlign w:val="subscript"/>
-        </w:rPr>
-        <w:t>2</w:t>
-      </w:r>
-      <w:r>
-        <w:rPr>
-          <w:rFonts w:hint="eastAsia" w:ascii="Times New Roman" w:hAnsi="Times New Roman" w:eastAsia="FangSong" w:cs="Times New Roman"/>
-        </w:rPr>
-        <w:t>远大于</w:t>
-      </w:r>
-      <w:r>
-        <w:rPr>
-          <w:rFonts w:hint="eastAsia" w:ascii="Times New Roman" w:hAnsi="Times New Roman" w:eastAsia="Times New Roman" w:cs="Times New Roman"/>
-        </w:rPr>
-        <w:t>I</w:t>
-      </w:r>
-      <w:r>
-        <w:rPr>
-          <w:rFonts w:hint="eastAsia" w:ascii="Times New Roman" w:hAnsi="Times New Roman" w:eastAsia="Times New Roman" w:cs="Times New Roman"/>
-          <w:vertAlign w:val="subscript"/>
-        </w:rPr>
-        <w:t>1</w:t>
-      </w:r>
+      <m:oMath>
+        <m:sSub>
+          <m:e>
+            <m:r>
+              <m:t>I</m:t>
+            </m:r>
+          </m:e>
+          <m:sub>
+            <m:r>
+              <m:t>2</m:t>
+            </m:r>
+          </m:sub>
+        </m:sSub>
+      </m:oMath>
+      <w:r>
+        <w:rPr>
+          <w:rFonts w:hint="eastAsia" w:ascii="Times New Roman" w:hAnsi="Times New Roman" w:eastAsia="FangSong" w:cs="Times New Roman"/>
+        </w:rPr>
+        <w:t xml:space="preserve">远大于</w:t>
+      </w:r>
+      <m:oMath>
+        <m:sSub>
+          <m:e>
+            <m:r>
+              <m:t>I</m:t>
+            </m:r>
+          </m:e>
+          <m:sub>
+            <m:r>
+              <m:t>1</m:t>
+            </m:r>
+          </m:sub>
+        </m:sSub>
+      </m:oMath>
       <w:r>
         <w:rPr>
           <w:rFonts w:hint="eastAsia" w:ascii="Times New Roman" w:hAnsi="Times New Roman" w:eastAsia="Times New Roman" w:cs="Times New Roman"/>
@@ -12227,27 +12280,33 @@
               <w:pStyle w:val="Compact"/>
               <w:jc w:val="center"/>
             </w:pPr>
+            <m:oMath>
+              <m:sSub>
+                <m:e>
+                  <m:r>
+                    <m:t>I</m:t>
+                  </m:r>
+                </m:e>
+                <m:sub>
+                  <m:r>
+                    <m:t>1</m:t>
+                  </m:r>
+                </m:sub>
+              </m:sSub>
+            </m:oMath>
             <w:r>
               <w:rPr>
                 <w:rFonts w:ascii="Times New Roman" w:hAnsi="Times New Roman" w:eastAsia="Times New Roman" w:cs="Times New Roman"/>
                 <w:b/>
               </w:rPr>
-              <w:t>I</w:t>
-            </w:r>
-            <w:r>
-              <w:rPr>
-                <w:rFonts w:ascii="Times New Roman" w:hAnsi="Times New Roman" w:eastAsia="Times New Roman" w:cs="Times New Roman"/>
-                <w:b/>
-                <w:vertAlign w:val="subscript"/>
-              </w:rPr>
-              <w:t>1</w:t>
+              <w:t xml:space="preserve"> </w:t>
             </w:r>
             <w:r>
               <w:rPr>
                 <w:rFonts w:ascii="Times New Roman" w:hAnsi="Times New Roman" w:eastAsia="Times New Roman" w:cs="Times New Roman"/>
                 <w:b/>
               </w:rPr>
-              <w:t xml:space="preserve"> (eV)</w:t>
+              <w:t xml:space="preserve">(eV)</w:t>
             </w:r>
           </w:p>
         </w:tc>
@@ -13088,11 +13147,28 @@
         </w:rPr>
         <w:t xml:space="preserve"> </w:t>
       </w:r>
-      <w:r>
-        <w:rPr>
-          <w:rFonts w:hint="eastAsia" w:ascii="Times New Roman" w:hAnsi="Times New Roman" w:eastAsia="Times New Roman" w:cs="Times New Roman"/>
-        </w:rPr>
-        <w:t xml:space="preserve">Z*：</w:t>
+      <m:oMath>
+        <m:sSup>
+          <m:e>
+            <m:r>
+              <m:t>Z</m:t>
+            </m:r>
+          </m:e>
+          <m:sup>
+            <m:r>
+              <m:rPr>
+                <m:sty m:val="p"/>
+              </m:rPr>
+              <m:t>*</m:t>
+            </m:r>
+          </m:sup>
+        </m:sSup>
+      </m:oMath>
+      <w:r>
+        <w:rPr>
+          <w:rFonts w:hint="eastAsia" w:ascii="Times New Roman" w:hAnsi="Times New Roman" w:eastAsia="Times New Roman" w:cs="Times New Roman"/>
+        </w:rPr>
+        <w:t xml:space="preserve">：</w:t>
       </w:r>
     </w:p>
     <w:p>
@@ -15435,7 +15511,7 @@
     <ns0:name ns0:val="Verbatim Char"/>
     <ns0:basedOn ns0:val="BodyTextChar"/>
     <ns0:rPr>
-      <ns0:rFonts ns0:ascii="Times New Roman" ns0:cs="Times New Roman" ns0:eastAsia="FangSong" ns0:hAnsi="Times New Roman"/>
+      <ns0:rFonts ns0:ascii="SimSun" ns0:cs="SimSun" ns0:eastAsia="SimSun" ns0:hAnsi="SimSun"/>
       <ns0:b ns0:val="0"/>
       <ns0:sz ns0:val="20"/>
     </ns0:rPr>
@@ -15489,7 +15565,7 @@
       <w:wordWrap w:val="off"/>
     </w:pPr>
     <ns0:rPr>
-      <w:rFonts ns0:ascii="Times New Roman" ns0:hAnsi="Times New Roman" ns0:eastAsia="FangSong" ns0:cs="Times New Roman"/>
+      <w:rFonts ns0:ascii="SimSun" ns0:hAnsi="SimSun" ns0:eastAsia="SimSun" ns0:cs="SimSun"/>
     </ns0:rPr>
   </w:style>
   <w:style w:type="character" w:customStyle="1" w:styleId="KeywordTok">

--- a/00-首页/题组Word/第一轮习题集/结构化学/原子结构练习题组-学生版.docx
+++ b/00-首页/题组Word/第一轮习题集/结构化学/原子结构练习题组-学生版.docx
@@ -614,6 +614,8 @@
     <w:p>
       <w:pPr>
         <w:pStyle w:val="FirstParagraph"/>
+        <w:ind w:left="480" w:hanging="480"/>
+        <w:spacing w:after="0"/>
       </w:pPr>
       <w:r>
         <w:rPr>
@@ -633,6 +635,13 @@
         </w:rPr>
         <w:t xml:space="preserve"> </w:t>
       </w:r>
+    </w:p>
+    <w:p>
+      <w:pPr>
+        <w:pStyle w:val="FirstParagraph"/>
+        <w:ind w:left="480" w:hanging="480"/>
+        <w:spacing w:before="0" w:after="0"/>
+      </w:pPr>
       <w:r>
         <w:rPr>
           <w:rFonts w:ascii="Times New Roman" w:hAnsi="Times New Roman" w:eastAsia="Times New Roman" w:cs="Times New Roman"/>
@@ -657,6 +666,13 @@
         </w:rPr>
         <w:t xml:space="preserve"> </w:t>
       </w:r>
+    </w:p>
+    <w:p>
+      <w:pPr>
+        <w:pStyle w:val="FirstParagraph"/>
+        <w:ind w:left="480" w:hanging="480"/>
+        <w:spacing w:before="0" w:after="0"/>
+      </w:pPr>
       <w:r>
         <w:rPr>
           <w:rFonts w:ascii="Times New Roman" w:hAnsi="Times New Roman" w:eastAsia="Times New Roman" w:cs="Times New Roman"/>
@@ -681,6 +697,13 @@
         </w:rPr>
         <w:t xml:space="preserve"> </w:t>
       </w:r>
+    </w:p>
+    <w:p>
+      <w:pPr>
+        <w:pStyle w:val="FirstParagraph"/>
+        <w:ind w:left="480" w:hanging="480"/>
+        <w:spacing w:before="0" w:after="0"/>
+      </w:pPr>
       <w:r>
         <w:rPr>
           <w:rFonts w:ascii="Times New Roman" w:hAnsi="Times New Roman" w:eastAsia="Times New Roman" w:cs="Times New Roman"/>
@@ -705,6 +728,13 @@
         </w:rPr>
         <w:t xml:space="preserve"> </w:t>
       </w:r>
+    </w:p>
+    <w:p>
+      <w:pPr>
+        <w:pStyle w:val="FirstParagraph"/>
+        <w:ind w:left="480" w:hanging="480"/>
+        <w:spacing w:before="0" w:after="180"/>
+      </w:pPr>
       <w:r>
         <w:rPr>
           <w:rFonts w:ascii="Times New Roman" w:hAnsi="Times New Roman" w:eastAsia="Times New Roman" w:cs="Times New Roman"/>
@@ -723,6 +753,16 @@
         </w:rPr>
         <w:t>轨道电子</w:t>
       </w:r>
+    </w:p>
+    <w:p>
+      <w:pPr>
+        <w:spacing w:before="0" w:after="0"/>
+      </w:pPr>
+    </w:p>
+    <w:p>
+      <w:pPr>
+        <w:spacing w:before="0" w:after="0"/>
+      </w:pPr>
     </w:p>
     <w:p>
       <w:pPr>
@@ -799,6 +839,8 @@
     <w:p>
       <w:pPr>
         <w:pStyle w:val="FirstParagraph"/>
+        <w:ind w:left="480" w:hanging="480"/>
+        <w:spacing w:after="0"/>
       </w:pPr>
       <w:r>
         <w:rPr>
@@ -830,6 +872,13 @@
         </w:rPr>
         <w:t xml:space="preserve"> </w:t>
       </w:r>
+    </w:p>
+    <w:p>
+      <w:pPr>
+        <w:pStyle w:val="FirstParagraph"/>
+        <w:ind w:left="480" w:hanging="480"/>
+        <w:spacing w:before="0" w:after="0"/>
+      </w:pPr>
       <w:r>
         <w:rPr>
           <w:rFonts w:ascii="Times New Roman" w:hAnsi="Times New Roman" w:eastAsia="Times New Roman" w:cs="Times New Roman"/>
@@ -854,6 +903,13 @@
         </w:rPr>
         <w:t xml:space="preserve"> </w:t>
       </w:r>
+    </w:p>
+    <w:p>
+      <w:pPr>
+        <w:pStyle w:val="FirstParagraph"/>
+        <w:ind w:left="480" w:hanging="480"/>
+        <w:spacing w:before="0" w:after="0"/>
+      </w:pPr>
       <w:r>
         <w:rPr>
           <w:rFonts w:ascii="Times New Roman" w:hAnsi="Times New Roman" w:eastAsia="Times New Roman" w:cs="Times New Roman"/>
@@ -906,6 +962,13 @@
         </w:rPr>
         <w:t xml:space="preserve"> </w:t>
       </w:r>
+    </w:p>
+    <w:p>
+      <w:pPr>
+        <w:pStyle w:val="FirstParagraph"/>
+        <w:ind w:left="480" w:hanging="480"/>
+        <w:spacing w:before="0" w:after="0"/>
+      </w:pPr>
       <w:r>
         <w:rPr>
           <w:rFonts w:ascii="Times New Roman" w:hAnsi="Times New Roman" w:eastAsia="Times New Roman" w:cs="Times New Roman"/>
@@ -972,6 +1035,13 @@
         </w:rPr>
         <w:t xml:space="preserve"> </w:t>
       </w:r>
+    </w:p>
+    <w:p>
+      <w:pPr>
+        <w:pStyle w:val="FirstParagraph"/>
+        <w:ind w:left="480" w:hanging="480"/>
+        <w:spacing w:before="0" w:after="180"/>
+      </w:pPr>
       <w:r>
         <w:rPr>
           <w:rFonts w:ascii="Times New Roman" w:hAnsi="Times New Roman" w:eastAsia="Times New Roman" w:cs="Times New Roman"/>
@@ -984,6 +1054,16 @@
         </w:rPr>
         <w:t xml:space="preserve">氢原子轨道能量与主量子数无关</w:t>
       </w:r>
+    </w:p>
+    <w:p>
+      <w:pPr>
+        <w:spacing w:before="0" w:after="0"/>
+      </w:pPr>
+    </w:p>
+    <w:p>
+      <w:pPr>
+        <w:spacing w:before="0" w:after="0"/>
+      </w:pPr>
     </w:p>
     <w:p>
       <w:pPr>
@@ -1183,6 +1263,21 @@
         </w:rPr>
         <w:t>）。</w:t>
       </w:r>
+    </w:p>
+    <w:p>
+      <w:pPr>
+        <w:spacing w:before="0" w:after="0"/>
+      </w:pPr>
+    </w:p>
+    <w:p>
+      <w:pPr>
+        <w:spacing w:before="0" w:after="0"/>
+      </w:pPr>
+    </w:p>
+    <w:p>
+      <w:pPr>
+        <w:spacing w:before="0" w:after="0"/>
+      </w:pPr>
     </w:p>
     <w:p>
       <w:pPr>
@@ -1773,6 +1868,31 @@
     </w:tbl>
     <w:p>
       <w:pPr>
+        <w:spacing w:before="0" w:after="0"/>
+      </w:pPr>
+    </w:p>
+    <w:p>
+      <w:pPr>
+        <w:spacing w:before="0" w:after="0"/>
+      </w:pPr>
+    </w:p>
+    <w:p>
+      <w:pPr>
+        <w:spacing w:before="0" w:after="0"/>
+      </w:pPr>
+    </w:p>
+    <w:p>
+      <w:pPr>
+        <w:spacing w:before="0" w:after="0"/>
+      </w:pPr>
+    </w:p>
+    <w:p>
+      <w:pPr>
+        <w:spacing w:before="0" w:after="0"/>
+      </w:pPr>
+    </w:p>
+    <w:p>
+      <w:pPr>
         <w:spacing w:before="160" w:after="80"/>
       </w:pPr>
       <w:r>
@@ -1982,6 +2102,31 @@
     </w:p>
     <w:p>
       <w:pPr>
+        <w:spacing w:before="0" w:after="0"/>
+      </w:pPr>
+    </w:p>
+    <w:p>
+      <w:pPr>
+        <w:spacing w:before="0" w:after="0"/>
+      </w:pPr>
+    </w:p>
+    <w:p>
+      <w:pPr>
+        <w:spacing w:before="0" w:after="0"/>
+      </w:pPr>
+    </w:p>
+    <w:p>
+      <w:pPr>
+        <w:spacing w:before="0" w:after="0"/>
+      </w:pPr>
+    </w:p>
+    <w:p>
+      <w:pPr>
+        <w:spacing w:before="0" w:after="0"/>
+      </w:pPr>
+    </w:p>
+    <w:p>
+      <w:pPr>
         <w:spacing w:before="160" w:after="80"/>
       </w:pPr>
       <w:r>
@@ -2056,6 +2201,8 @@
     <w:p>
       <w:pPr>
         <w:pStyle w:val="FirstParagraph"/>
+        <w:ind w:left="480" w:hanging="480"/>
+        <w:spacing w:after="0"/>
       </w:pPr>
       <w:r>
         <w:rPr>
@@ -2087,6 +2234,13 @@
         </w:rPr>
         <w:t xml:space="preserve"> </w:t>
       </w:r>
+    </w:p>
+    <w:p>
+      <w:pPr>
+        <w:pStyle w:val="FirstParagraph"/>
+        <w:ind w:left="480" w:hanging="480"/>
+        <w:spacing w:before="0" w:after="0"/>
+      </w:pPr>
       <w:r>
         <w:rPr>
           <w:rFonts w:ascii="Times New Roman" w:hAnsi="Times New Roman" w:eastAsia="Times New Roman" w:cs="Times New Roman"/>
@@ -2157,6 +2311,13 @@
         </w:rPr>
         <w:t xml:space="preserve"> </w:t>
       </w:r>
+    </w:p>
+    <w:p>
+      <w:pPr>
+        <w:pStyle w:val="FirstParagraph"/>
+        <w:ind w:left="480" w:hanging="480"/>
+        <w:spacing w:before="0" w:after="0"/>
+      </w:pPr>
       <w:r>
         <w:rPr>
           <w:rFonts w:ascii="Times New Roman" w:hAnsi="Times New Roman" w:eastAsia="Times New Roman" w:cs="Times New Roman"/>
@@ -2227,6 +2388,13 @@
         </w:rPr>
         <w:t xml:space="preserve"> </w:t>
       </w:r>
+    </w:p>
+    <w:p>
+      <w:pPr>
+        <w:pStyle w:val="FirstParagraph"/>
+        <w:ind w:left="480" w:hanging="480"/>
+        <w:spacing w:before="0" w:after="0"/>
+      </w:pPr>
       <w:r>
         <w:rPr>
           <w:rFonts w:ascii="Times New Roman" w:hAnsi="Times New Roman" w:eastAsia="Times New Roman" w:cs="Times New Roman"/>
@@ -2297,6 +2465,13 @@
         </w:rPr>
         <w:t xml:space="preserve"> </w:t>
       </w:r>
+    </w:p>
+    <w:p>
+      <w:pPr>
+        <w:pStyle w:val="FirstParagraph"/>
+        <w:ind w:left="480" w:hanging="480"/>
+        <w:spacing w:before="0" w:after="180"/>
+      </w:pPr>
       <w:r>
         <w:rPr>
           <w:rFonts w:ascii="Times New Roman" w:hAnsi="Times New Roman" w:eastAsia="Times New Roman" w:cs="Times New Roman"/>
@@ -2358,6 +2533,16 @@
           </m:sup>
         </m:sSup>
       </m:oMath>
+    </w:p>
+    <w:p>
+      <w:pPr>
+        <w:spacing w:before="0" w:after="0"/>
+      </w:pPr>
+    </w:p>
+    <w:p>
+      <w:pPr>
+        <w:spacing w:before="0" w:after="0"/>
+      </w:pPr>
     </w:p>
     <w:p>
       <w:pPr>
@@ -2760,6 +2945,21 @@
     </w:p>
     <w:p>
       <w:pPr>
+        <w:spacing w:before="0" w:after="0"/>
+      </w:pPr>
+    </w:p>
+    <w:p>
+      <w:pPr>
+        <w:spacing w:before="0" w:after="0"/>
+      </w:pPr>
+    </w:p>
+    <w:p>
+      <w:pPr>
+        <w:spacing w:before="0" w:after="0"/>
+      </w:pPr>
+    </w:p>
+    <w:p>
+      <w:pPr>
         <w:spacing w:before="160" w:after="80"/>
       </w:pPr>
       <w:r>
@@ -3135,6 +3335,31 @@
     </w:p>
     <w:p>
       <w:pPr>
+        <w:spacing w:before="0" w:after="0"/>
+      </w:pPr>
+    </w:p>
+    <w:p>
+      <w:pPr>
+        <w:spacing w:before="0" w:after="0"/>
+      </w:pPr>
+    </w:p>
+    <w:p>
+      <w:pPr>
+        <w:spacing w:before="0" w:after="0"/>
+      </w:pPr>
+    </w:p>
+    <w:p>
+      <w:pPr>
+        <w:spacing w:before="0" w:after="0"/>
+      </w:pPr>
+    </w:p>
+    <w:p>
+      <w:pPr>
+        <w:spacing w:before="0" w:after="0"/>
+      </w:pPr>
+    </w:p>
+    <w:p>
+      <w:pPr>
         <w:spacing w:before="160" w:after="80"/>
       </w:pPr>
       <w:r>
@@ -3250,10 +3475,6 @@
     <w:p>
       <w:pPr>
         <w:pStyle w:val="Compact"/>
-        <w:numPr>
-          <w:ilvl w:val="0"/>
-          <w:numId w:val="1001"/>
-        </w:numPr>
       </w:pPr>
       <m:oMath>
         <m:oMathPr>
@@ -3484,6 +3705,21 @@
     </w:p>
     <w:p>
       <w:pPr>
+        <w:spacing w:before="0" w:after="0"/>
+      </w:pPr>
+    </w:p>
+    <w:p>
+      <w:pPr>
+        <w:spacing w:before="0" w:after="0"/>
+      </w:pPr>
+    </w:p>
+    <w:p>
+      <w:pPr>
+        <w:spacing w:before="0" w:after="0"/>
+      </w:pPr>
+    </w:p>
+    <w:p>
+      <w:pPr>
         <w:spacing w:before="160" w:after="80"/>
       </w:pPr>
       <w:r>
@@ -3558,6 +3794,8 @@
     <w:p>
       <w:pPr>
         <w:pStyle w:val="FirstParagraph"/>
+        <w:ind w:left="480" w:hanging="480"/>
+        <w:spacing w:after="0"/>
       </w:pPr>
       <w:r>
         <w:rPr>
@@ -3577,6 +3815,13 @@
         </w:rPr>
         <w:t xml:space="preserve"> </w:t>
       </w:r>
+    </w:p>
+    <w:p>
+      <w:pPr>
+        <w:pStyle w:val="FirstParagraph"/>
+        <w:ind w:left="480" w:hanging="480"/>
+        <w:spacing w:before="0" w:after="0"/>
+      </w:pPr>
       <w:r>
         <w:rPr>
           <w:rFonts w:ascii="Times New Roman" w:hAnsi="Times New Roman" w:eastAsia="Times New Roman" w:cs="Times New Roman"/>
@@ -3687,6 +3932,13 @@
         </w:rPr>
         <w:t xml:space="preserve"> </w:t>
       </w:r>
+    </w:p>
+    <w:p>
+      <w:pPr>
+        <w:pStyle w:val="FirstParagraph"/>
+        <w:ind w:left="480" w:hanging="480"/>
+        <w:spacing w:before="0" w:after="0"/>
+      </w:pPr>
       <w:r>
         <w:rPr>
           <w:rFonts w:ascii="Times New Roman" w:hAnsi="Times New Roman" w:eastAsia="Times New Roman" w:cs="Times New Roman"/>
@@ -3797,6 +4049,13 @@
         </w:rPr>
         <w:t xml:space="preserve"> </w:t>
       </w:r>
+    </w:p>
+    <w:p>
+      <w:pPr>
+        <w:pStyle w:val="FirstParagraph"/>
+        <w:ind w:left="480" w:hanging="480"/>
+        <w:spacing w:before="0" w:after="0"/>
+      </w:pPr>
       <w:r>
         <w:rPr>
           <w:rFonts w:ascii="Times New Roman" w:hAnsi="Times New Roman" w:eastAsia="Times New Roman" w:cs="Times New Roman"/>
@@ -3907,6 +4166,13 @@
         </w:rPr>
         <w:t xml:space="preserve"> </w:t>
       </w:r>
+    </w:p>
+    <w:p>
+      <w:pPr>
+        <w:pStyle w:val="FirstParagraph"/>
+        <w:ind w:left="480" w:hanging="480"/>
+        <w:spacing w:before="0" w:after="180"/>
+      </w:pPr>
       <w:r>
         <w:rPr>
           <w:rFonts w:ascii="Times New Roman" w:hAnsi="Times New Roman" w:eastAsia="Times New Roman" w:cs="Times New Roman"/>
@@ -4097,6 +4363,16 @@
     </w:p>
     <w:p>
       <w:pPr>
+        <w:spacing w:before="0" w:after="0"/>
+      </w:pPr>
+    </w:p>
+    <w:p>
+      <w:pPr>
+        <w:spacing w:before="0" w:after="0"/>
+      </w:pPr>
+    </w:p>
+    <w:p>
+      <w:pPr>
         <w:spacing w:before="160" w:after="80"/>
       </w:pPr>
       <w:r>
@@ -4333,6 +4609,21 @@
     </w:p>
     <w:p>
       <w:pPr>
+        <w:spacing w:before="0" w:after="0"/>
+      </w:pPr>
+    </w:p>
+    <w:p>
+      <w:pPr>
+        <w:spacing w:before="0" w:after="0"/>
+      </w:pPr>
+    </w:p>
+    <w:p>
+      <w:pPr>
+        <w:spacing w:before="0" w:after="0"/>
+      </w:pPr>
+    </w:p>
+    <w:p>
+      <w:pPr>
         <w:spacing w:before="160" w:after="80"/>
       </w:pPr>
       <w:r>
@@ -4578,6 +4869,21 @@
     </w:p>
     <w:p>
       <w:pPr>
+        <w:spacing w:before="0" w:after="0"/>
+      </w:pPr>
+    </w:p>
+    <w:p>
+      <w:pPr>
+        <w:spacing w:before="0" w:after="0"/>
+      </w:pPr>
+    </w:p>
+    <w:p>
+      <w:pPr>
+        <w:spacing w:before="0" w:after="0"/>
+      </w:pPr>
+    </w:p>
+    <w:p>
+      <w:pPr>
         <w:spacing w:before="160" w:after="80"/>
       </w:pPr>
       <w:r>
@@ -4912,6 +5218,31 @@
     </w:p>
     <w:p>
       <w:pPr>
+        <w:spacing w:before="0" w:after="0"/>
+      </w:pPr>
+    </w:p>
+    <w:p>
+      <w:pPr>
+        <w:spacing w:before="0" w:after="0"/>
+      </w:pPr>
+    </w:p>
+    <w:p>
+      <w:pPr>
+        <w:spacing w:before="0" w:after="0"/>
+      </w:pPr>
+    </w:p>
+    <w:p>
+      <w:pPr>
+        <w:spacing w:before="0" w:after="0"/>
+      </w:pPr>
+    </w:p>
+    <w:p>
+      <w:pPr>
+        <w:spacing w:before="0" w:after="0"/>
+      </w:pPr>
+    </w:p>
+    <w:p>
+      <w:pPr>
         <w:spacing w:before="160" w:after="80"/>
       </w:pPr>
       <w:r>
@@ -5038,6 +5369,21 @@
     </w:p>
     <w:p>
       <w:pPr>
+        <w:spacing w:before="0" w:after="0"/>
+      </w:pPr>
+    </w:p>
+    <w:p>
+      <w:pPr>
+        <w:spacing w:before="0" w:after="0"/>
+      </w:pPr>
+    </w:p>
+    <w:p>
+      <w:pPr>
+        <w:spacing w:before="0" w:after="0"/>
+      </w:pPr>
+    </w:p>
+    <w:p>
+      <w:pPr>
         <w:spacing w:before="160" w:after="80"/>
       </w:pPr>
       <w:r>
@@ -5230,6 +5576,31 @@
         </w:rPr>
         <w:t>。</w:t>
       </w:r>
+    </w:p>
+    <w:p>
+      <w:pPr>
+        <w:spacing w:before="0" w:after="0"/>
+      </w:pPr>
+    </w:p>
+    <w:p>
+      <w:pPr>
+        <w:spacing w:before="0" w:after="0"/>
+      </w:pPr>
+    </w:p>
+    <w:p>
+      <w:pPr>
+        <w:spacing w:before="0" w:after="0"/>
+      </w:pPr>
+    </w:p>
+    <w:p>
+      <w:pPr>
+        <w:spacing w:before="0" w:after="0"/>
+      </w:pPr>
+    </w:p>
+    <w:p>
+      <w:pPr>
+        <w:spacing w:before="0" w:after="0"/>
+      </w:pPr>
     </w:p>
     <w:p>
       <w:pPr>
@@ -5725,6 +6096,21 @@
     </w:tbl>
     <w:p>
       <w:pPr>
+        <w:spacing w:before="0" w:after="0"/>
+      </w:pPr>
+    </w:p>
+    <w:p>
+      <w:pPr>
+        <w:spacing w:before="0" w:after="0"/>
+      </w:pPr>
+    </w:p>
+    <w:p>
+      <w:pPr>
+        <w:spacing w:before="0" w:after="0"/>
+      </w:pPr>
+    </w:p>
+    <w:p>
+      <w:pPr>
         <w:spacing w:before="160" w:after="80"/>
       </w:pPr>
       <w:r>
@@ -6159,6 +6545,31 @@
         </w:rPr>
         <w:t xml:space="preserve">。</w:t>
       </w:r>
+    </w:p>
+    <w:p>
+      <w:pPr>
+        <w:spacing w:before="0" w:after="0"/>
+      </w:pPr>
+    </w:p>
+    <w:p>
+      <w:pPr>
+        <w:spacing w:before="0" w:after="0"/>
+      </w:pPr>
+    </w:p>
+    <w:p>
+      <w:pPr>
+        <w:spacing w:before="0" w:after="0"/>
+      </w:pPr>
+    </w:p>
+    <w:p>
+      <w:pPr>
+        <w:spacing w:before="0" w:after="0"/>
+      </w:pPr>
+    </w:p>
+    <w:p>
+      <w:pPr>
+        <w:spacing w:before="0" w:after="0"/>
+      </w:pPr>
     </w:p>
     <w:p>
       <w:pPr>
@@ -6583,6 +6994,31 @@
         </w:rPr>
         <w:t>。</w:t>
       </w:r>
+    </w:p>
+    <w:p>
+      <w:pPr>
+        <w:spacing w:before="0" w:after="0"/>
+      </w:pPr>
+    </w:p>
+    <w:p>
+      <w:pPr>
+        <w:spacing w:before="0" w:after="0"/>
+      </w:pPr>
+    </w:p>
+    <w:p>
+      <w:pPr>
+        <w:spacing w:before="0" w:after="0"/>
+      </w:pPr>
+    </w:p>
+    <w:p>
+      <w:pPr>
+        <w:spacing w:before="0" w:after="0"/>
+      </w:pPr>
+    </w:p>
+    <w:p>
+      <w:pPr>
+        <w:spacing w:before="0" w:after="0"/>
+      </w:pPr>
     </w:p>
     <w:p>
       <w:pPr>
@@ -7145,6 +7581,21 @@
         </w:rPr>
         <w:t xml:space="preserve">。</w:t>
       </w:r>
+    </w:p>
+    <w:p>
+      <w:pPr>
+        <w:spacing w:before="0" w:after="0"/>
+      </w:pPr>
+    </w:p>
+    <w:p>
+      <w:pPr>
+        <w:spacing w:before="0" w:after="0"/>
+      </w:pPr>
+    </w:p>
+    <w:p>
+      <w:pPr>
+        <w:spacing w:before="0" w:after="0"/>
+      </w:pPr>
     </w:p>
     <w:p>
       <w:pPr>
@@ -7795,6 +8246,31 @@
     </w:p>
     <w:p>
       <w:pPr>
+        <w:spacing w:before="0" w:after="0"/>
+      </w:pPr>
+    </w:p>
+    <w:p>
+      <w:pPr>
+        <w:spacing w:before="0" w:after="0"/>
+      </w:pPr>
+    </w:p>
+    <w:p>
+      <w:pPr>
+        <w:spacing w:before="0" w:after="0"/>
+      </w:pPr>
+    </w:p>
+    <w:p>
+      <w:pPr>
+        <w:spacing w:before="0" w:after="0"/>
+      </w:pPr>
+    </w:p>
+    <w:p>
+      <w:pPr>
+        <w:spacing w:before="0" w:after="0"/>
+      </w:pPr>
+    </w:p>
+    <w:p>
+      <w:pPr>
         <w:spacing w:before="160" w:after="80"/>
       </w:pPr>
       <w:r>
@@ -8020,6 +8496,31 @@
         </w:rPr>
         <w:t>。</w:t>
       </w:r>
+    </w:p>
+    <w:p>
+      <w:pPr>
+        <w:spacing w:before="0" w:after="0"/>
+      </w:pPr>
+    </w:p>
+    <w:p>
+      <w:pPr>
+        <w:spacing w:before="0" w:after="0"/>
+      </w:pPr>
+    </w:p>
+    <w:p>
+      <w:pPr>
+        <w:spacing w:before="0" w:after="0"/>
+      </w:pPr>
+    </w:p>
+    <w:p>
+      <w:pPr>
+        <w:spacing w:before="0" w:after="0"/>
+      </w:pPr>
+    </w:p>
+    <w:p>
+      <w:pPr>
+        <w:spacing w:before="0" w:after="0"/>
+      </w:pPr>
     </w:p>
     <w:p>
       <w:pPr>
@@ -8605,6 +9106,31 @@
     </w:p>
     <w:p>
       <w:pPr>
+        <w:spacing w:before="0" w:after="0"/>
+      </w:pPr>
+    </w:p>
+    <w:p>
+      <w:pPr>
+        <w:spacing w:before="0" w:after="0"/>
+      </w:pPr>
+    </w:p>
+    <w:p>
+      <w:pPr>
+        <w:spacing w:before="0" w:after="0"/>
+      </w:pPr>
+    </w:p>
+    <w:p>
+      <w:pPr>
+        <w:spacing w:before="0" w:after="0"/>
+      </w:pPr>
+    </w:p>
+    <w:p>
+      <w:pPr>
+        <w:spacing w:before="0" w:after="0"/>
+      </w:pPr>
+    </w:p>
+    <w:p>
+      <w:pPr>
         <w:spacing w:before="160" w:after="80"/>
       </w:pPr>
       <w:r>
@@ -8891,6 +9417,31 @@
     </w:p>
     <w:p>
       <w:pPr>
+        <w:spacing w:before="0" w:after="0"/>
+      </w:pPr>
+    </w:p>
+    <w:p>
+      <w:pPr>
+        <w:spacing w:before="0" w:after="0"/>
+      </w:pPr>
+    </w:p>
+    <w:p>
+      <w:pPr>
+        <w:spacing w:before="0" w:after="0"/>
+      </w:pPr>
+    </w:p>
+    <w:p>
+      <w:pPr>
+        <w:spacing w:before="0" w:after="0"/>
+      </w:pPr>
+    </w:p>
+    <w:p>
+      <w:pPr>
+        <w:spacing w:before="0" w:after="0"/>
+      </w:pPr>
+    </w:p>
+    <w:p>
+      <w:pPr>
         <w:spacing w:before="160" w:after="80"/>
       </w:pPr>
       <w:r>
@@ -9320,6 +9871,46 @@
         </w:rPr>
         <w:t>。</w:t>
       </w:r>
+    </w:p>
+    <w:p>
+      <w:pPr>
+        <w:spacing w:before="0" w:after="0"/>
+      </w:pPr>
+    </w:p>
+    <w:p>
+      <w:pPr>
+        <w:spacing w:before="0" w:after="0"/>
+      </w:pPr>
+    </w:p>
+    <w:p>
+      <w:pPr>
+        <w:spacing w:before="0" w:after="0"/>
+      </w:pPr>
+    </w:p>
+    <w:p>
+      <w:pPr>
+        <w:spacing w:before="0" w:after="0"/>
+      </w:pPr>
+    </w:p>
+    <w:p>
+      <w:pPr>
+        <w:spacing w:before="0" w:after="0"/>
+      </w:pPr>
+    </w:p>
+    <w:p>
+      <w:pPr>
+        <w:spacing w:before="0" w:after="0"/>
+      </w:pPr>
+    </w:p>
+    <w:p>
+      <w:pPr>
+        <w:spacing w:before="0" w:after="0"/>
+      </w:pPr>
+    </w:p>
+    <w:p>
+      <w:pPr>
+        <w:spacing w:before="0" w:after="0"/>
+      </w:pPr>
     </w:p>
     <w:p>
       <w:pPr>
@@ -9867,6 +10458,31 @@
     </w:p>
     <w:p>
       <w:pPr>
+        <w:spacing w:before="0" w:after="0"/>
+      </w:pPr>
+    </w:p>
+    <w:p>
+      <w:pPr>
+        <w:spacing w:before="0" w:after="0"/>
+      </w:pPr>
+    </w:p>
+    <w:p>
+      <w:pPr>
+        <w:spacing w:before="0" w:after="0"/>
+      </w:pPr>
+    </w:p>
+    <w:p>
+      <w:pPr>
+        <w:spacing w:before="0" w:after="0"/>
+      </w:pPr>
+    </w:p>
+    <w:p>
+      <w:pPr>
+        <w:spacing w:before="0" w:after="0"/>
+      </w:pPr>
+    </w:p>
+    <w:p>
+      <w:pPr>
         <w:spacing w:before="160" w:after="80"/>
       </w:pPr>
       <w:r>
@@ -10309,6 +10925,31 @@
     </w:p>
     <w:p>
       <w:pPr>
+        <w:spacing w:before="0" w:after="0"/>
+      </w:pPr>
+    </w:p>
+    <w:p>
+      <w:pPr>
+        <w:spacing w:before="0" w:after="0"/>
+      </w:pPr>
+    </w:p>
+    <w:p>
+      <w:pPr>
+        <w:spacing w:before="0" w:after="0"/>
+      </w:pPr>
+    </w:p>
+    <w:p>
+      <w:pPr>
+        <w:spacing w:before="0" w:after="0"/>
+      </w:pPr>
+    </w:p>
+    <w:p>
+      <w:pPr>
+        <w:spacing w:before="0" w:after="0"/>
+      </w:pPr>
+    </w:p>
+    <w:p>
+      <w:pPr>
         <w:spacing w:before="160" w:after="80"/>
       </w:pPr>
       <w:r>
@@ -10649,6 +11290,31 @@
         </w:rPr>
         <w:t>？</w:t>
       </w:r>
+    </w:p>
+    <w:p>
+      <w:pPr>
+        <w:spacing w:before="0" w:after="0"/>
+      </w:pPr>
+    </w:p>
+    <w:p>
+      <w:pPr>
+        <w:spacing w:before="0" w:after="0"/>
+      </w:pPr>
+    </w:p>
+    <w:p>
+      <w:pPr>
+        <w:spacing w:before="0" w:after="0"/>
+      </w:pPr>
+    </w:p>
+    <w:p>
+      <w:pPr>
+        <w:spacing w:before="0" w:after="0"/>
+      </w:pPr>
+    </w:p>
+    <w:p>
+      <w:pPr>
+        <w:spacing w:before="0" w:after="0"/>
+      </w:pPr>
     </w:p>
     <w:p>
       <w:pPr>
@@ -11404,6 +12070,31 @@
     </w:p>
     <w:p>
       <w:pPr>
+        <w:spacing w:before="0" w:after="0"/>
+      </w:pPr>
+    </w:p>
+    <w:p>
+      <w:pPr>
+        <w:spacing w:before="0" w:after="0"/>
+      </w:pPr>
+    </w:p>
+    <w:p>
+      <w:pPr>
+        <w:spacing w:before="0" w:after="0"/>
+      </w:pPr>
+    </w:p>
+    <w:p>
+      <w:pPr>
+        <w:spacing w:before="0" w:after="0"/>
+      </w:pPr>
+    </w:p>
+    <w:p>
+      <w:pPr>
+        <w:spacing w:before="0" w:after="0"/>
+      </w:pPr>
+    </w:p>
+    <w:p>
+      <w:pPr>
         <w:spacing w:before="160" w:after="80"/>
       </w:pPr>
       <w:r>
@@ -11890,6 +12581,46 @@
         </w:rPr>
         <w:t>）</w:t>
       </w:r>
+    </w:p>
+    <w:p>
+      <w:pPr>
+        <w:spacing w:before="0" w:after="0"/>
+      </w:pPr>
+    </w:p>
+    <w:p>
+      <w:pPr>
+        <w:spacing w:before="0" w:after="0"/>
+      </w:pPr>
+    </w:p>
+    <w:p>
+      <w:pPr>
+        <w:spacing w:before="0" w:after="0"/>
+      </w:pPr>
+    </w:p>
+    <w:p>
+      <w:pPr>
+        <w:spacing w:before="0" w:after="0"/>
+      </w:pPr>
+    </w:p>
+    <w:p>
+      <w:pPr>
+        <w:spacing w:before="0" w:after="0"/>
+      </w:pPr>
+    </w:p>
+    <w:p>
+      <w:pPr>
+        <w:spacing w:before="0" w:after="0"/>
+      </w:pPr>
+    </w:p>
+    <w:p>
+      <w:pPr>
+        <w:spacing w:before="0" w:after="0"/>
+      </w:pPr>
+    </w:p>
+    <w:p>
+      <w:pPr>
+        <w:spacing w:before="0" w:after="0"/>
+      </w:pPr>
     </w:p>
     <w:p>
       <w:pPr>
@@ -12523,6 +13254,46 @@
     </w:p>
     <w:p>
       <w:pPr>
+        <w:spacing w:before="0" w:after="0"/>
+      </w:pPr>
+    </w:p>
+    <w:p>
+      <w:pPr>
+        <w:spacing w:before="0" w:after="0"/>
+      </w:pPr>
+    </w:p>
+    <w:p>
+      <w:pPr>
+        <w:spacing w:before="0" w:after="0"/>
+      </w:pPr>
+    </w:p>
+    <w:p>
+      <w:pPr>
+        <w:spacing w:before="0" w:after="0"/>
+      </w:pPr>
+    </w:p>
+    <w:p>
+      <w:pPr>
+        <w:spacing w:before="0" w:after="0"/>
+      </w:pPr>
+    </w:p>
+    <w:p>
+      <w:pPr>
+        <w:spacing w:before="0" w:after="0"/>
+      </w:pPr>
+    </w:p>
+    <w:p>
+      <w:pPr>
+        <w:spacing w:before="0" w:after="0"/>
+      </w:pPr>
+    </w:p>
+    <w:p>
+      <w:pPr>
+        <w:spacing w:before="0" w:after="0"/>
+      </w:pPr>
+    </w:p>
+    <w:p>
+      <w:pPr>
         <w:spacing w:before="160" w:after="80"/>
       </w:pPr>
       <w:r>
@@ -13036,6 +13807,46 @@
     </w:p>
     <w:p>
       <w:pPr>
+        <w:spacing w:before="0" w:after="0"/>
+      </w:pPr>
+    </w:p>
+    <w:p>
+      <w:pPr>
+        <w:spacing w:before="0" w:after="0"/>
+      </w:pPr>
+    </w:p>
+    <w:p>
+      <w:pPr>
+        <w:spacing w:before="0" w:after="0"/>
+      </w:pPr>
+    </w:p>
+    <w:p>
+      <w:pPr>
+        <w:spacing w:before="0" w:after="0"/>
+      </w:pPr>
+    </w:p>
+    <w:p>
+      <w:pPr>
+        <w:spacing w:before="0" w:after="0"/>
+      </w:pPr>
+    </w:p>
+    <w:p>
+      <w:pPr>
+        <w:spacing w:before="0" w:after="0"/>
+      </w:pPr>
+    </w:p>
+    <w:p>
+      <w:pPr>
+        <w:spacing w:before="0" w:after="0"/>
+      </w:pPr>
+    </w:p>
+    <w:p>
+      <w:pPr>
+        <w:spacing w:before="0" w:after="0"/>
+      </w:pPr>
+    </w:p>
+    <w:p>
+      <w:pPr>
         <w:spacing w:before="160" w:after="80"/>
       </w:pPr>
       <w:r>
@@ -13359,6 +14170,31 @@
     </w:p>
     <w:p>
       <w:pPr>
+        <w:spacing w:before="0" w:after="0"/>
+      </w:pPr>
+    </w:p>
+    <w:p>
+      <w:pPr>
+        <w:spacing w:before="0" w:after="0"/>
+      </w:pPr>
+    </w:p>
+    <w:p>
+      <w:pPr>
+        <w:spacing w:before="0" w:after="0"/>
+      </w:pPr>
+    </w:p>
+    <w:p>
+      <w:pPr>
+        <w:spacing w:before="0" w:after="0"/>
+      </w:pPr>
+    </w:p>
+    <w:p>
+      <w:pPr>
+        <w:spacing w:before="0" w:after="0"/>
+      </w:pPr>
+    </w:p>
+    <w:p>
+      <w:pPr>
         <w:spacing w:before="160" w:after="80"/>
       </w:pPr>
       <w:r>
@@ -13745,6 +14581,31 @@
     </w:p>
     <w:p>
       <w:pPr>
+        <w:spacing w:before="0" w:after="0"/>
+      </w:pPr>
+    </w:p>
+    <w:p>
+      <w:pPr>
+        <w:spacing w:before="0" w:after="0"/>
+      </w:pPr>
+    </w:p>
+    <w:p>
+      <w:pPr>
+        <w:spacing w:before="0" w:after="0"/>
+      </w:pPr>
+    </w:p>
+    <w:p>
+      <w:pPr>
+        <w:spacing w:before="0" w:after="0"/>
+      </w:pPr>
+    </w:p>
+    <w:p>
+      <w:pPr>
+        <w:spacing w:before="0" w:after="0"/>
+      </w:pPr>
+    </w:p>
+    <w:p>
+      <w:pPr>
         <w:spacing w:before="160" w:after="80"/>
       </w:pPr>
       <w:r>
@@ -13891,6 +14752,31 @@
         </w:rPr>
         <w:t xml:space="preserve">（c）Pd（Z=46）</w:t>
       </w:r>
+    </w:p>
+    <w:p>
+      <w:pPr>
+        <w:spacing w:before="0" w:after="0"/>
+      </w:pPr>
+    </w:p>
+    <w:p>
+      <w:pPr>
+        <w:spacing w:before="0" w:after="0"/>
+      </w:pPr>
+    </w:p>
+    <w:p>
+      <w:pPr>
+        <w:spacing w:before="0" w:after="0"/>
+      </w:pPr>
+    </w:p>
+    <w:p>
+      <w:pPr>
+        <w:spacing w:before="0" w:after="0"/>
+      </w:pPr>
+    </w:p>
+    <w:p>
+      <w:pPr>
+        <w:spacing w:before="0" w:after="0"/>
+      </w:pPr>
     </w:p>
     <w:p>
       <w:pPr>
@@ -14520,6 +15406,46 @@
         </w:rPr>
         <w:t>？</w:t>
       </w:r>
+    </w:p>
+    <w:p>
+      <w:pPr>
+        <w:spacing w:before="0" w:after="0"/>
+      </w:pPr>
+    </w:p>
+    <w:p>
+      <w:pPr>
+        <w:spacing w:before="0" w:after="0"/>
+      </w:pPr>
+    </w:p>
+    <w:p>
+      <w:pPr>
+        <w:spacing w:before="0" w:after="0"/>
+      </w:pPr>
+    </w:p>
+    <w:p>
+      <w:pPr>
+        <w:spacing w:before="0" w:after="0"/>
+      </w:pPr>
+    </w:p>
+    <w:p>
+      <w:pPr>
+        <w:spacing w:before="0" w:after="0"/>
+      </w:pPr>
+    </w:p>
+    <w:p>
+      <w:pPr>
+        <w:spacing w:before="0" w:after="0"/>
+      </w:pPr>
+    </w:p>
+    <w:p>
+      <w:pPr>
+        <w:spacing w:before="0" w:after="0"/>
+      </w:pPr>
+    </w:p>
+    <w:p>
+      <w:pPr>
+        <w:spacing w:before="0" w:after="0"/>
+      </w:pPr>
     </w:p>
     <w:p>
       <w:pPr>

--- a/00-首页/题组Word/第一轮习题集/结构化学/原子结构练习题组-学生版.docx
+++ b/00-首页/题组Word/第一轮习题集/结构化学/原子结构练习题组-学生版.docx
@@ -56,6 +56,14 @@
         <w:tblStyle w:val="Table"/>
         <w:tblW w:type="pct" w:w="5000"/>
         <w:tblLayout w:type="fixed"/>
+        <w:tblBorders>
+          <w:top w:val="single" w:sz="12" w:space="0" w:color="000000"/>
+          <w:left w:val="none" w:sz="0" w:space="0" w:color="auto"/>
+          <w:bottom w:val="single" w:sz="12" w:space="0" w:color="000000"/>
+          <w:right w:val="none" w:sz="0" w:space="0" w:color="auto"/>
+          <w:insideH w:val="none" w:sz="0" w:space="0" w:color="auto"/>
+          <w:insideV w:val="none" w:sz="0" w:space="0" w:color="auto"/>
+        </w:tblBorders>
         <w:tblLook w:firstRow="1" w:lastRow="0" w:firstColumn="0" w:lastColumn="0" w:noHBand="0" w:noVBand="0" w:val="0020"/>
       </w:tblPr>
       <w:tblGrid>
@@ -69,7 +77,11 @@
           <w:tblHeader w:val="on"/>
         </w:trPr>
         <w:tc>
-          <w:tcPr/>
+          <w:tcPr>
+            <w:tcBorders>
+              <w:bottom w:val="single" w:sz="8" w:space="0" w:color="000000"/>
+            </w:tcBorders>
+          </w:tcPr>
           <w:p>
             <w:pPr>
               <w:pStyle w:val="Compact"/>
@@ -85,7 +97,11 @@
           </w:p>
         </w:tc>
         <w:tc>
-          <w:tcPr/>
+          <w:tcPr>
+            <w:tcBorders>
+              <w:bottom w:val="single" w:sz="8" w:space="0" w:color="000000"/>
+            </w:tcBorders>
+          </w:tcPr>
           <w:p>
             <w:pPr>
               <w:pStyle w:val="Compact"/>
@@ -101,7 +117,11 @@
           </w:p>
         </w:tc>
         <w:tc>
-          <w:tcPr/>
+          <w:tcPr>
+            <w:tcBorders>
+              <w:bottom w:val="single" w:sz="8" w:space="0" w:color="000000"/>
+            </w:tcBorders>
+          </w:tcPr>
           <w:p>
             <w:pPr>
               <w:pStyle w:val="Compact"/>
@@ -117,7 +137,11 @@
           </w:p>
         </w:tc>
         <w:tc>
-          <w:tcPr/>
+          <w:tcPr>
+            <w:tcBorders>
+              <w:bottom w:val="single" w:sz="8" w:space="0" w:color="000000"/>
+            </w:tcBorders>
+          </w:tcPr>
           <w:p>
             <w:pPr>
               <w:pStyle w:val="Compact"/>
@@ -614,8 +638,8 @@
     <w:p>
       <w:pPr>
         <w:pStyle w:val="FirstParagraph"/>
+        <w:spacing w:before="0" w:after="0"/>
         <w:ind w:left="480" w:hanging="480"/>
-        <w:spacing w:after="0"/>
       </w:pPr>
       <w:r>
         <w:rPr>
@@ -639,8 +663,8 @@
     <w:p>
       <w:pPr>
         <w:pStyle w:val="FirstParagraph"/>
+        <w:spacing w:before="0" w:after="0"/>
         <w:ind w:left="480" w:hanging="480"/>
-        <w:spacing w:before="0" w:after="0"/>
       </w:pPr>
       <w:r>
         <w:rPr>
@@ -670,8 +694,8 @@
     <w:p>
       <w:pPr>
         <w:pStyle w:val="FirstParagraph"/>
+        <w:spacing w:before="0" w:after="0"/>
         <w:ind w:left="480" w:hanging="480"/>
-        <w:spacing w:before="0" w:after="0"/>
       </w:pPr>
       <w:r>
         <w:rPr>
@@ -701,8 +725,8 @@
     <w:p>
       <w:pPr>
         <w:pStyle w:val="FirstParagraph"/>
+        <w:spacing w:before="0" w:after="0"/>
         <w:ind w:left="480" w:hanging="480"/>
-        <w:spacing w:before="0" w:after="0"/>
       </w:pPr>
       <w:r>
         <w:rPr>
@@ -732,8 +756,8 @@
     <w:p>
       <w:pPr>
         <w:pStyle w:val="FirstParagraph"/>
+        <w:spacing w:before="0" w:after="0"/>
         <w:ind w:left="480" w:hanging="480"/>
-        <w:spacing w:before="0" w:after="180"/>
       </w:pPr>
       <w:r>
         <w:rPr>
@@ -839,8 +863,8 @@
     <w:p>
       <w:pPr>
         <w:pStyle w:val="FirstParagraph"/>
+        <w:spacing w:before="0" w:after="0"/>
         <w:ind w:left="480" w:hanging="480"/>
-        <w:spacing w:after="0"/>
       </w:pPr>
       <w:r>
         <w:rPr>
@@ -876,8 +900,8 @@
     <w:p>
       <w:pPr>
         <w:pStyle w:val="FirstParagraph"/>
+        <w:spacing w:before="0" w:after="0"/>
         <w:ind w:left="480" w:hanging="480"/>
-        <w:spacing w:before="0" w:after="0"/>
       </w:pPr>
       <w:r>
         <w:rPr>
@@ -907,8 +931,8 @@
     <w:p>
       <w:pPr>
         <w:pStyle w:val="FirstParagraph"/>
+        <w:spacing w:before="0" w:after="0"/>
         <w:ind w:left="480" w:hanging="480"/>
-        <w:spacing w:before="0" w:after="0"/>
       </w:pPr>
       <w:r>
         <w:rPr>
@@ -966,8 +990,8 @@
     <w:p>
       <w:pPr>
         <w:pStyle w:val="FirstParagraph"/>
+        <w:spacing w:before="0" w:after="0"/>
         <w:ind w:left="480" w:hanging="480"/>
-        <w:spacing w:before="0" w:after="0"/>
       </w:pPr>
       <w:r>
         <w:rPr>
@@ -1039,8 +1063,8 @@
     <w:p>
       <w:pPr>
         <w:pStyle w:val="FirstParagraph"/>
+        <w:spacing w:before="0" w:after="0"/>
         <w:ind w:left="480" w:hanging="480"/>
-        <w:spacing w:before="0" w:after="180"/>
       </w:pPr>
       <w:r>
         <w:rPr>
@@ -1398,6 +1422,14 @@
       <w:tblPr>
         <w:tblStyle w:val="Table"/>
         <w:tblW w:type="auto" w:w="0"/>
+        <w:tblBorders>
+          <w:top w:val="single" w:sz="12" w:space="0" w:color="000000"/>
+          <w:left w:val="none" w:sz="0" w:space="0" w:color="auto"/>
+          <w:bottom w:val="single" w:sz="12" w:space="0" w:color="000000"/>
+          <w:right w:val="none" w:sz="0" w:space="0" w:color="auto"/>
+          <w:insideH w:val="none" w:sz="0" w:space="0" w:color="auto"/>
+          <w:insideV w:val="none" w:sz="0" w:space="0" w:color="auto"/>
+        </w:tblBorders>
         <w:tblLook w:firstRow="1" w:lastRow="0" w:firstColumn="0" w:lastColumn="0" w:noHBand="0" w:noVBand="0" w:val="0020"/>
       </w:tblPr>
       <w:tblGrid>
@@ -1410,7 +1442,11 @@
           <w:tblHeader w:val="on"/>
         </w:trPr>
         <w:tc>
-          <w:tcPr/>
+          <w:tcPr>
+            <w:tcBorders>
+              <w:bottom w:val="single" w:sz="8" w:space="0" w:color="000000"/>
+            </w:tcBorders>
+          </w:tcPr>
           <w:p>
             <w:pPr>
               <w:pStyle w:val="Compact"/>
@@ -1426,7 +1462,11 @@
           </w:p>
         </w:tc>
         <w:tc>
-          <w:tcPr/>
+          <w:tcPr>
+            <w:tcBorders>
+              <w:bottom w:val="single" w:sz="8" w:space="0" w:color="000000"/>
+            </w:tcBorders>
+          </w:tcPr>
           <w:p>
             <w:pPr>
               <w:pStyle w:val="Compact"/>
@@ -1449,7 +1489,11 @@
           </w:p>
         </w:tc>
         <w:tc>
-          <w:tcPr/>
+          <w:tcPr>
+            <w:tcBorders>
+              <w:bottom w:val="single" w:sz="8" w:space="0" w:color="000000"/>
+            </w:tcBorders>
+          </w:tcPr>
           <w:p>
             <w:pPr>
               <w:pStyle w:val="Compact"/>
@@ -2201,8 +2245,8 @@
     <w:p>
       <w:pPr>
         <w:pStyle w:val="FirstParagraph"/>
+        <w:spacing w:before="0" w:after="0"/>
         <w:ind w:left="480" w:hanging="480"/>
-        <w:spacing w:after="0"/>
       </w:pPr>
       <w:r>
         <w:rPr>
@@ -2238,8 +2282,8 @@
     <w:p>
       <w:pPr>
         <w:pStyle w:val="FirstParagraph"/>
+        <w:spacing w:before="0" w:after="0"/>
         <w:ind w:left="480" w:hanging="480"/>
-        <w:spacing w:before="0" w:after="0"/>
       </w:pPr>
       <w:r>
         <w:rPr>
@@ -2315,8 +2359,8 @@
     <w:p>
       <w:pPr>
         <w:pStyle w:val="FirstParagraph"/>
+        <w:spacing w:before="0" w:after="0"/>
         <w:ind w:left="480" w:hanging="480"/>
-        <w:spacing w:before="0" w:after="0"/>
       </w:pPr>
       <w:r>
         <w:rPr>
@@ -2392,8 +2436,8 @@
     <w:p>
       <w:pPr>
         <w:pStyle w:val="FirstParagraph"/>
+        <w:spacing w:before="0" w:after="0"/>
         <w:ind w:left="480" w:hanging="480"/>
-        <w:spacing w:before="0" w:after="0"/>
       </w:pPr>
       <w:r>
         <w:rPr>
@@ -2469,8 +2513,8 @@
     <w:p>
       <w:pPr>
         <w:pStyle w:val="FirstParagraph"/>
+        <w:spacing w:before="0" w:after="0"/>
         <w:ind w:left="480" w:hanging="480"/>
-        <w:spacing w:before="0" w:after="180"/>
       </w:pPr>
       <w:r>
         <w:rPr>
@@ -3794,8 +3838,8 @@
     <w:p>
       <w:pPr>
         <w:pStyle w:val="FirstParagraph"/>
+        <w:spacing w:before="0" w:after="0"/>
         <w:ind w:left="480" w:hanging="480"/>
-        <w:spacing w:after="0"/>
       </w:pPr>
       <w:r>
         <w:rPr>
@@ -3819,8 +3863,8 @@
     <w:p>
       <w:pPr>
         <w:pStyle w:val="FirstParagraph"/>
+        <w:spacing w:before="0" w:after="0"/>
         <w:ind w:left="480" w:hanging="480"/>
-        <w:spacing w:before="0" w:after="0"/>
       </w:pPr>
       <w:r>
         <w:rPr>
@@ -3936,8 +3980,8 @@
     <w:p>
       <w:pPr>
         <w:pStyle w:val="FirstParagraph"/>
+        <w:spacing w:before="0" w:after="0"/>
         <w:ind w:left="480" w:hanging="480"/>
-        <w:spacing w:before="0" w:after="0"/>
       </w:pPr>
       <w:r>
         <w:rPr>
@@ -4053,8 +4097,8 @@
     <w:p>
       <w:pPr>
         <w:pStyle w:val="FirstParagraph"/>
+        <w:spacing w:before="0" w:after="0"/>
         <w:ind w:left="480" w:hanging="480"/>
-        <w:spacing w:before="0" w:after="0"/>
       </w:pPr>
       <w:r>
         <w:rPr>
@@ -4170,8 +4214,8 @@
     <w:p>
       <w:pPr>
         <w:pStyle w:val="FirstParagraph"/>
+        <w:spacing w:before="0" w:after="0"/>
         <w:ind w:left="480" w:hanging="480"/>
-        <w:spacing w:before="0" w:after="180"/>
       </w:pPr>
       <w:r>
         <w:rPr>
@@ -5697,6 +5741,14 @@
       <w:tblPr>
         <w:tblStyle w:val="Table"/>
         <w:tblW w:type="auto" w:w="0"/>
+        <w:tblBorders>
+          <w:top w:val="single" w:sz="12" w:space="0" w:color="000000"/>
+          <w:left w:val="none" w:sz="0" w:space="0" w:color="auto"/>
+          <w:bottom w:val="single" w:sz="12" w:space="0" w:color="000000"/>
+          <w:right w:val="none" w:sz="0" w:space="0" w:color="auto"/>
+          <w:insideH w:val="none" w:sz="0" w:space="0" w:color="auto"/>
+          <w:insideV w:val="none" w:sz="0" w:space="0" w:color="auto"/>
+        </w:tblBorders>
         <w:tblLook w:firstRow="1" w:lastRow="0" w:firstColumn="0" w:lastColumn="0" w:noHBand="0" w:noVBand="0" w:val="0020"/>
       </w:tblPr>
       <w:tblGrid>
@@ -5711,7 +5763,11 @@
           <w:tblHeader w:val="on"/>
         </w:trPr>
         <w:tc>
-          <w:tcPr/>
+          <w:tcPr>
+            <w:tcBorders>
+              <w:bottom w:val="single" w:sz="8" w:space="0" w:color="000000"/>
+            </w:tcBorders>
+          </w:tcPr>
           <w:p>
             <w:pPr>
               <w:pStyle w:val="Compact"/>
@@ -5727,7 +5783,11 @@
           </w:p>
         </w:tc>
         <w:tc>
-          <w:tcPr/>
+          <w:tcPr>
+            <w:tcBorders>
+              <w:bottom w:val="single" w:sz="8" w:space="0" w:color="000000"/>
+            </w:tcBorders>
+          </w:tcPr>
           <w:p>
             <w:pPr>
               <w:pStyle w:val="Compact"/>
@@ -5750,7 +5810,11 @@
           </w:p>
         </w:tc>
         <w:tc>
-          <w:tcPr/>
+          <w:tcPr>
+            <w:tcBorders>
+              <w:bottom w:val="single" w:sz="8" w:space="0" w:color="000000"/>
+            </w:tcBorders>
+          </w:tcPr>
           <w:p>
             <w:pPr>
               <w:pStyle w:val="Compact"/>
@@ -5766,7 +5830,11 @@
           </w:p>
         </w:tc>
         <w:tc>
-          <w:tcPr/>
+          <w:tcPr>
+            <w:tcBorders>
+              <w:bottom w:val="single" w:sz="8" w:space="0" w:color="000000"/>
+            </w:tcBorders>
+          </w:tcPr>
           <w:p>
             <w:pPr>
               <w:pStyle w:val="Compact"/>
@@ -5782,7 +5850,11 @@
           </w:p>
         </w:tc>
         <w:tc>
-          <w:tcPr/>
+          <w:tcPr>
+            <w:tcBorders>
+              <w:bottom w:val="single" w:sz="8" w:space="0" w:color="000000"/>
+            </w:tcBorders>
+          </w:tcPr>
           <w:p>
             <w:pPr>
               <w:pStyle w:val="Compact"/>
@@ -11417,6 +11489,14 @@
       <w:tblPr>
         <w:tblStyle w:val="Table"/>
         <w:tblW w:type="auto" w:w="0"/>
+        <w:tblBorders>
+          <w:top w:val="single" w:sz="12" w:space="0" w:color="000000"/>
+          <w:left w:val="none" w:sz="0" w:space="0" w:color="auto"/>
+          <w:bottom w:val="single" w:sz="12" w:space="0" w:color="000000"/>
+          <w:right w:val="none" w:sz="0" w:space="0" w:color="auto"/>
+          <w:insideH w:val="none" w:sz="0" w:space="0" w:color="auto"/>
+          <w:insideV w:val="none" w:sz="0" w:space="0" w:color="auto"/>
+        </w:tblBorders>
         <w:tblLook w:firstRow="1" w:lastRow="0" w:firstColumn="0" w:lastColumn="0" w:noHBand="0" w:noVBand="0" w:val="0020"/>
       </w:tblPr>
       <w:tblGrid>
@@ -11433,7 +11513,11 @@
           <w:tblHeader w:val="on"/>
         </w:trPr>
         <w:tc>
-          <w:tcPr/>
+          <w:tcPr>
+            <w:tcBorders>
+              <w:bottom w:val="single" w:sz="8" w:space="0" w:color="000000"/>
+            </w:tcBorders>
+          </w:tcPr>
           <w:p>
             <w:pPr>
               <w:pStyle w:val="Compact"/>
@@ -11449,7 +11533,11 @@
           </w:p>
         </w:tc>
         <w:tc>
-          <w:tcPr/>
+          <w:tcPr>
+            <w:tcBorders>
+              <w:bottom w:val="single" w:sz="8" w:space="0" w:color="000000"/>
+            </w:tcBorders>
+          </w:tcPr>
           <w:p>
             <w:pPr>
               <w:pStyle w:val="Compact"/>
@@ -11479,7 +11567,11 @@
           </w:p>
         </w:tc>
         <w:tc>
-          <w:tcPr/>
+          <w:tcPr>
+            <w:tcBorders>
+              <w:bottom w:val="single" w:sz="8" w:space="0" w:color="000000"/>
+            </w:tcBorders>
+          </w:tcPr>
           <w:p>
             <w:pPr>
               <w:pStyle w:val="Compact"/>
@@ -11509,7 +11601,11 @@
           </w:p>
         </w:tc>
         <w:tc>
-          <w:tcPr/>
+          <w:tcPr>
+            <w:tcBorders>
+              <w:bottom w:val="single" w:sz="8" w:space="0" w:color="000000"/>
+            </w:tcBorders>
+          </w:tcPr>
           <w:p>
             <w:pPr>
               <w:pStyle w:val="Compact"/>
@@ -11539,7 +11635,11 @@
           </w:p>
         </w:tc>
         <w:tc>
-          <w:tcPr/>
+          <w:tcPr>
+            <w:tcBorders>
+              <w:bottom w:val="single" w:sz="8" w:space="0" w:color="000000"/>
+            </w:tcBorders>
+          </w:tcPr>
           <w:p>
             <w:pPr>
               <w:pStyle w:val="Compact"/>
@@ -11569,7 +11669,11 @@
           </w:p>
         </w:tc>
         <w:tc>
-          <w:tcPr/>
+          <w:tcPr>
+            <w:tcBorders>
+              <w:bottom w:val="single" w:sz="8" w:space="0" w:color="000000"/>
+            </w:tcBorders>
+          </w:tcPr>
           <w:p>
             <w:pPr>
               <w:pStyle w:val="Compact"/>
@@ -11599,7 +11703,11 @@
           </w:p>
         </w:tc>
         <w:tc>
-          <w:tcPr/>
+          <w:tcPr>
+            <w:tcBorders>
+              <w:bottom w:val="single" w:sz="8" w:space="0" w:color="000000"/>
+            </w:tcBorders>
+          </w:tcPr>
           <w:p>
             <w:pPr>
               <w:pStyle w:val="Compact"/>
@@ -12977,6 +13085,14 @@
       <w:tblPr>
         <w:tblStyle w:val="Table"/>
         <w:tblW w:type="auto" w:w="0"/>
+        <w:tblBorders>
+          <w:top w:val="single" w:sz="12" w:space="0" w:color="000000"/>
+          <w:left w:val="none" w:sz="0" w:space="0" w:color="auto"/>
+          <w:bottom w:val="single" w:sz="12" w:space="0" w:color="000000"/>
+          <w:right w:val="none" w:sz="0" w:space="0" w:color="auto"/>
+          <w:insideH w:val="none" w:sz="0" w:space="0" w:color="auto"/>
+          <w:insideV w:val="none" w:sz="0" w:space="0" w:color="auto"/>
+        </w:tblBorders>
         <w:tblLook w:firstRow="1" w:lastRow="0" w:firstColumn="0" w:lastColumn="0" w:noHBand="0" w:noVBand="0" w:val="0020"/>
       </w:tblPr>
       <w:tblGrid>
@@ -12989,7 +13105,11 @@
           <w:tblHeader w:val="on"/>
         </w:trPr>
         <w:tc>
-          <w:tcPr/>
+          <w:tcPr>
+            <w:tcBorders>
+              <w:bottom w:val="single" w:sz="8" w:space="0" w:color="000000"/>
+            </w:tcBorders>
+          </w:tcPr>
           <w:p>
             <w:pPr>
               <w:pStyle w:val="Compact"/>
@@ -13005,7 +13125,11 @@
           </w:p>
         </w:tc>
         <w:tc>
-          <w:tcPr/>
+          <w:tcPr>
+            <w:tcBorders>
+              <w:bottom w:val="single" w:sz="8" w:space="0" w:color="000000"/>
+            </w:tcBorders>
+          </w:tcPr>
           <w:p>
             <w:pPr>
               <w:pStyle w:val="Compact"/>
@@ -13042,7 +13166,11 @@
           </w:p>
         </w:tc>
         <w:tc>
-          <w:tcPr/>
+          <w:tcPr>
+            <w:tcBorders>
+              <w:bottom w:val="single" w:sz="8" w:space="0" w:color="000000"/>
+            </w:tcBorders>
+          </w:tcPr>
           <w:p>
             <w:pPr>
               <w:pStyle w:val="Compact"/>
@@ -15834,7 +15962,7 @@
     <ns0:rPr>
       <ns0:rFonts ns0:ascii="Times New Roman" ns0:cs="Times New Roman" ns0:eastAsia="SimHei" ns0:hAnsi="Times New Roman"/>
       <ns0:b/>
-      <ns0:color ns0:val="17324D"/>
+      <ns0:color ns0:val="000000"/>
       <ns0:sz ns0:val="44"/>
       <ns0:szCs ns0:val="56"/>
     </ns0:rPr>
@@ -15976,7 +16104,7 @@
     <ns0:rPr>
       <ns0:rFonts ns0:ascii="Times New Roman" ns0:cs="Times New Roman" ns0:eastAsia="SimHei" ns0:hAnsi="Times New Roman"/>
       <ns0:b/>
-      <ns0:color ns0:val="17324D"/>
+      <ns0:color ns0:val="000000"/>
       <ns0:sz ns0:val="32"/>
       <ns0:szCs ns0:val="40"/>
     </ns0:rPr>
@@ -16000,7 +16128,7 @@
     <ns0:rPr>
       <ns0:rFonts ns0:ascii="Times New Roman" ns0:cs="Times New Roman" ns0:eastAsia="SimHei" ns0:hAnsi="Times New Roman"/>
       <ns0:b/>
-      <ns0:color ns0:val="17324D"/>
+      <ns0:color ns0:val="000000"/>
       <ns0:sz ns0:val="28"/>
       <ns0:szCs ns0:val="32"/>
     </ns0:rPr>
@@ -16024,7 +16152,7 @@
     <ns0:rPr>
       <ns0:rFonts ns0:ascii="Times New Roman" ns0:cs="Times New Roman" ns0:eastAsia="SimHei" ns0:hAnsi="Times New Roman"/>
       <ns0:b/>
-      <ns0:color ns0:val="17324D"/>
+      <ns0:color ns0:val="000000"/>
       <ns0:sz ns0:val="25"/>
       <ns0:szCs ns0:val="28"/>
     </ns0:rPr>
